--- a/vignettes/articles/tutorial-functions.docx
+++ b/vignettes/articles/tutorial-functions.docx
@@ -81,13 +81,8 @@
       <w:pPr>
         <w:pStyle w:val="Heading1"/>
       </w:pPr>
-      <w:proofErr w:type="spellStart"/>
       <w:r>
-        <w:t>roadDB</w:t>
-      </w:r>
-      <w:proofErr w:type="spellEnd"/>
-      <w:r>
-        <w:t xml:space="preserve"> </w:t>
+        <w:t xml:space="preserve">roadDB </w:t>
       </w:r>
       <w:r>
         <w:t>package</w:t>
@@ -205,7 +200,6 @@
                 <w:szCs w:val="20"/>
               </w:rPr>
             </w:pPr>
-            <w:proofErr w:type="spellStart"/>
             <w:r>
               <w:rPr>
                 <w:rFonts w:ascii="Consolas" w:hAnsi="Consolas" w:cs="Courier New"/>
@@ -214,7 +208,6 @@
               </w:rPr>
               <w:t>roadDB</w:t>
             </w:r>
-            <w:proofErr w:type="spellEnd"/>
           </w:p>
         </w:tc>
         <w:tc>
@@ -324,7 +317,6 @@
                 <w:szCs w:val="20"/>
               </w:rPr>
             </w:pPr>
-            <w:proofErr w:type="spellStart"/>
             <w:r>
               <w:rPr>
                 <w:rFonts w:ascii="Consolas" w:hAnsi="Consolas" w:cs="Courier New"/>
@@ -333,7 +325,6 @@
               </w:rPr>
               <w:t>roadDB</w:t>
             </w:r>
-            <w:proofErr w:type="spellEnd"/>
           </w:p>
         </w:tc>
         <w:tc>
@@ -437,38 +428,35 @@
                 <w:szCs w:val="20"/>
               </w:rPr>
             </w:pPr>
+            <w:r>
+              <w:rPr>
+                <w:rFonts w:ascii="Consolas" w:hAnsi="Consolas" w:cs="Courier New"/>
+                <w:sz w:val="20"/>
+                <w:szCs w:val="20"/>
+              </w:rPr>
+              <w:t>roadDB</w:t>
+            </w:r>
+          </w:p>
+        </w:tc>
+        <w:tc>
+          <w:tcPr>
+            <w:tcW w:w="3969" w:type="dxa"/>
+            <w:vAlign w:val="center"/>
+          </w:tcPr>
+          <w:p>
+            <w:pPr>
+              <w:rPr>
+                <w:rStyle w:val="HTMLCode"/>
+                <w:rFonts w:ascii="Consolas" w:eastAsiaTheme="majorEastAsia" w:hAnsi="Consolas"/>
+              </w:rPr>
+            </w:pPr>
             <w:proofErr w:type="spellStart"/>
             <w:r>
               <w:rPr>
-                <w:rFonts w:ascii="Consolas" w:hAnsi="Consolas" w:cs="Courier New"/>
-                <w:sz w:val="20"/>
-                <w:szCs w:val="20"/>
-              </w:rPr>
-              <w:t>roadDB</w:t>
-            </w:r>
-            <w:proofErr w:type="spellEnd"/>
-          </w:p>
-        </w:tc>
-        <w:tc>
-          <w:tcPr>
-            <w:tcW w:w="3969" w:type="dxa"/>
-            <w:vAlign w:val="center"/>
-          </w:tcPr>
-          <w:p>
-            <w:pPr>
-              <w:rPr>
-                <w:rFonts w:ascii="Consolas" w:hAnsi="Consolas" w:cs="Courier New"/>
-                <w:sz w:val="20"/>
-                <w:szCs w:val="20"/>
-              </w:rPr>
-            </w:pPr>
-            <w:proofErr w:type="spellStart"/>
-            <w:r>
-              <w:rPr>
-                <w:rStyle w:val="HTMLCode"/>
-                <w:rFonts w:ascii="Consolas" w:eastAsiaTheme="majorEastAsia" w:hAnsi="Consolas"/>
-              </w:rPr>
-              <w:t>road_get_human_</w:t>
+                <w:rStyle w:val="HTMLCode"/>
+                <w:rFonts w:ascii="Consolas" w:eastAsiaTheme="majorEastAsia" w:hAnsi="Consolas"/>
+              </w:rPr>
+              <w:t>road_get_lithic_</w:t>
             </w:r>
             <w:proofErr w:type="gramStart"/>
             <w:r>
@@ -476,7 +464,14 @@
                 <w:rStyle w:val="HTMLCode"/>
                 <w:rFonts w:ascii="Consolas" w:eastAsiaTheme="majorEastAsia" w:hAnsi="Consolas"/>
               </w:rPr>
-              <w:t>remains</w:t>
+              <w:t>typolog</w:t>
+            </w:r>
+            <w:r>
+              <w:rPr>
+                <w:rStyle w:val="HTMLCode"/>
+                <w:rFonts w:ascii="Consolas" w:eastAsiaTheme="majorEastAsia" w:hAnsi="Consolas"/>
+              </w:rPr>
+              <w:t>ies</w:t>
             </w:r>
             <w:proofErr w:type="spellEnd"/>
             <w:r>
@@ -535,38 +530,35 @@
                 <w:szCs w:val="20"/>
               </w:rPr>
             </w:pPr>
+            <w:r>
+              <w:rPr>
+                <w:rFonts w:ascii="Consolas" w:hAnsi="Consolas" w:cs="Courier New"/>
+                <w:sz w:val="20"/>
+                <w:szCs w:val="20"/>
+              </w:rPr>
+              <w:t>roadDB</w:t>
+            </w:r>
+          </w:p>
+        </w:tc>
+        <w:tc>
+          <w:tcPr>
+            <w:tcW w:w="3969" w:type="dxa"/>
+            <w:vAlign w:val="center"/>
+          </w:tcPr>
+          <w:p>
+            <w:pPr>
+              <w:rPr>
+                <w:rStyle w:val="HTMLCode"/>
+                <w:rFonts w:ascii="Consolas" w:eastAsiaTheme="majorEastAsia" w:hAnsi="Consolas"/>
+              </w:rPr>
+            </w:pPr>
             <w:proofErr w:type="spellStart"/>
             <w:r>
               <w:rPr>
-                <w:rFonts w:ascii="Consolas" w:hAnsi="Consolas" w:cs="Courier New"/>
-                <w:sz w:val="20"/>
-                <w:szCs w:val="20"/>
-              </w:rPr>
-              <w:t>roadDB</w:t>
-            </w:r>
-            <w:proofErr w:type="spellEnd"/>
-          </w:p>
-        </w:tc>
-        <w:tc>
-          <w:tcPr>
-            <w:tcW w:w="3969" w:type="dxa"/>
-            <w:vAlign w:val="center"/>
-          </w:tcPr>
-          <w:p>
-            <w:pPr>
-              <w:rPr>
-                <w:rFonts w:ascii="Consolas" w:hAnsi="Consolas" w:cs="Courier New"/>
-                <w:sz w:val="20"/>
-                <w:szCs w:val="20"/>
-              </w:rPr>
-            </w:pPr>
-            <w:proofErr w:type="spellStart"/>
-            <w:r>
-              <w:rPr>
-                <w:rStyle w:val="HTMLCode"/>
-                <w:rFonts w:ascii="Consolas" w:eastAsiaTheme="majorEastAsia" w:hAnsi="Consolas"/>
-              </w:rPr>
-              <w:t>road_get_</w:t>
+                <w:rStyle w:val="HTMLCode"/>
+                <w:rFonts w:ascii="Consolas" w:eastAsiaTheme="majorEastAsia" w:hAnsi="Consolas"/>
+              </w:rPr>
+              <w:t>road_get_lithic_raw_</w:t>
             </w:r>
             <w:proofErr w:type="gramStart"/>
             <w:r>
@@ -574,7 +566,14 @@
                 <w:rStyle w:val="HTMLCode"/>
                 <w:rFonts w:ascii="Consolas" w:eastAsiaTheme="majorEastAsia" w:hAnsi="Consolas"/>
               </w:rPr>
-              <w:t>paleofauna</w:t>
+              <w:t>material</w:t>
+            </w:r>
+            <w:r>
+              <w:rPr>
+                <w:rStyle w:val="HTMLCode"/>
+                <w:rFonts w:ascii="Consolas" w:eastAsiaTheme="majorEastAsia" w:hAnsi="Consolas"/>
+              </w:rPr>
+              <w:t>s</w:t>
             </w:r>
             <w:proofErr w:type="spellEnd"/>
             <w:r>
@@ -633,38 +632,35 @@
                 <w:szCs w:val="20"/>
               </w:rPr>
             </w:pPr>
+            <w:r>
+              <w:rPr>
+                <w:rFonts w:ascii="Consolas" w:hAnsi="Consolas" w:cs="Courier New"/>
+                <w:sz w:val="20"/>
+                <w:szCs w:val="20"/>
+              </w:rPr>
+              <w:t>roadDB</w:t>
+            </w:r>
+          </w:p>
+        </w:tc>
+        <w:tc>
+          <w:tcPr>
+            <w:tcW w:w="3969" w:type="dxa"/>
+            <w:vAlign w:val="center"/>
+          </w:tcPr>
+          <w:p>
+            <w:pPr>
+              <w:rPr>
+                <w:rStyle w:val="HTMLCode"/>
+                <w:rFonts w:ascii="Consolas" w:eastAsiaTheme="majorEastAsia" w:hAnsi="Consolas"/>
+              </w:rPr>
+            </w:pPr>
             <w:proofErr w:type="spellStart"/>
             <w:r>
               <w:rPr>
-                <w:rFonts w:ascii="Consolas" w:hAnsi="Consolas" w:cs="Courier New"/>
-                <w:sz w:val="20"/>
-                <w:szCs w:val="20"/>
-              </w:rPr>
-              <w:t>roadDB</w:t>
-            </w:r>
-            <w:proofErr w:type="spellEnd"/>
-          </w:p>
-        </w:tc>
-        <w:tc>
-          <w:tcPr>
-            <w:tcW w:w="3969" w:type="dxa"/>
-            <w:vAlign w:val="center"/>
-          </w:tcPr>
-          <w:p>
-            <w:pPr>
-              <w:rPr>
-                <w:rFonts w:ascii="Consolas" w:hAnsi="Consolas" w:cs="Courier New"/>
-                <w:sz w:val="20"/>
-                <w:szCs w:val="20"/>
-              </w:rPr>
-            </w:pPr>
-            <w:proofErr w:type="spellStart"/>
-            <w:r>
-              <w:rPr>
-                <w:rStyle w:val="HTMLCode"/>
-                <w:rFonts w:ascii="Consolas" w:eastAsiaTheme="majorEastAsia" w:hAnsi="Consolas"/>
-              </w:rPr>
-              <w:t>road_get_</w:t>
+                <w:rStyle w:val="HTMLCode"/>
+                <w:rFonts w:ascii="Consolas" w:eastAsiaTheme="majorEastAsia" w:hAnsi="Consolas"/>
+              </w:rPr>
+              <w:t>road_get_organic_</w:t>
             </w:r>
             <w:proofErr w:type="gramStart"/>
             <w:r>
@@ -672,7 +668,7 @@
                 <w:rStyle w:val="HTMLCode"/>
                 <w:rFonts w:ascii="Consolas" w:eastAsiaTheme="majorEastAsia" w:hAnsi="Consolas"/>
               </w:rPr>
-              <w:t>paleobotany</w:t>
+              <w:t>tools</w:t>
             </w:r>
             <w:proofErr w:type="spellEnd"/>
             <w:r>
@@ -731,38 +727,35 @@
                 <w:szCs w:val="20"/>
               </w:rPr>
             </w:pPr>
+            <w:r>
+              <w:rPr>
+                <w:rFonts w:ascii="Consolas" w:hAnsi="Consolas" w:cs="Courier New"/>
+                <w:sz w:val="20"/>
+                <w:szCs w:val="20"/>
+              </w:rPr>
+              <w:t>roadDB</w:t>
+            </w:r>
+          </w:p>
+        </w:tc>
+        <w:tc>
+          <w:tcPr>
+            <w:tcW w:w="3969" w:type="dxa"/>
+            <w:vAlign w:val="center"/>
+          </w:tcPr>
+          <w:p>
+            <w:pPr>
+              <w:rPr>
+                <w:rStyle w:val="HTMLCode"/>
+                <w:rFonts w:ascii="Consolas" w:eastAsiaTheme="majorEastAsia" w:hAnsi="Consolas"/>
+              </w:rPr>
+            </w:pPr>
             <w:proofErr w:type="spellStart"/>
             <w:r>
               <w:rPr>
-                <w:rFonts w:ascii="Consolas" w:hAnsi="Consolas" w:cs="Courier New"/>
-                <w:sz w:val="20"/>
-                <w:szCs w:val="20"/>
-              </w:rPr>
-              <w:t>roadDB</w:t>
-            </w:r>
-            <w:proofErr w:type="spellEnd"/>
-          </w:p>
-        </w:tc>
-        <w:tc>
-          <w:tcPr>
-            <w:tcW w:w="3969" w:type="dxa"/>
-            <w:vAlign w:val="center"/>
-          </w:tcPr>
-          <w:p>
-            <w:pPr>
-              <w:rPr>
-                <w:rFonts w:ascii="Consolas" w:hAnsi="Consolas" w:cs="Courier New"/>
-                <w:sz w:val="20"/>
-                <w:szCs w:val="20"/>
-              </w:rPr>
-            </w:pPr>
-            <w:proofErr w:type="spellStart"/>
-            <w:r>
-              <w:rPr>
-                <w:rStyle w:val="HTMLCode"/>
-                <w:rFonts w:ascii="Consolas" w:eastAsiaTheme="majorEastAsia" w:hAnsi="Consolas"/>
-              </w:rPr>
-              <w:t>road_get_lithic_</w:t>
+                <w:rStyle w:val="HTMLCode"/>
+                <w:rFonts w:ascii="Consolas" w:eastAsiaTheme="majorEastAsia" w:hAnsi="Consolas"/>
+              </w:rPr>
+              <w:t>road_get_symbolic_</w:t>
             </w:r>
             <w:proofErr w:type="gramStart"/>
             <w:r>
@@ -770,7 +763,7 @@
                 <w:rStyle w:val="HTMLCode"/>
                 <w:rFonts w:ascii="Consolas" w:eastAsiaTheme="majorEastAsia" w:hAnsi="Consolas"/>
               </w:rPr>
-              <w:t>typology</w:t>
+              <w:t>artifacts</w:t>
             </w:r>
             <w:proofErr w:type="spellEnd"/>
             <w:r>
@@ -829,38 +822,35 @@
                 <w:szCs w:val="20"/>
               </w:rPr>
             </w:pPr>
+            <w:r>
+              <w:rPr>
+                <w:rFonts w:ascii="Consolas" w:hAnsi="Consolas" w:cs="Courier New"/>
+                <w:sz w:val="20"/>
+                <w:szCs w:val="20"/>
+              </w:rPr>
+              <w:t>roadDB</w:t>
+            </w:r>
+          </w:p>
+        </w:tc>
+        <w:tc>
+          <w:tcPr>
+            <w:tcW w:w="3969" w:type="dxa"/>
+            <w:vAlign w:val="center"/>
+          </w:tcPr>
+          <w:p>
+            <w:pPr>
+              <w:rPr>
+                <w:rStyle w:val="HTMLCode"/>
+                <w:rFonts w:ascii="Consolas" w:eastAsiaTheme="majorEastAsia" w:hAnsi="Consolas"/>
+              </w:rPr>
+            </w:pPr>
             <w:proofErr w:type="spellStart"/>
             <w:r>
               <w:rPr>
-                <w:rFonts w:ascii="Consolas" w:hAnsi="Consolas" w:cs="Courier New"/>
-                <w:sz w:val="20"/>
-                <w:szCs w:val="20"/>
-              </w:rPr>
-              <w:t>roadDB</w:t>
-            </w:r>
-            <w:proofErr w:type="spellEnd"/>
-          </w:p>
-        </w:tc>
-        <w:tc>
-          <w:tcPr>
-            <w:tcW w:w="3969" w:type="dxa"/>
-            <w:vAlign w:val="center"/>
-          </w:tcPr>
-          <w:p>
-            <w:pPr>
-              <w:rPr>
-                <w:rFonts w:ascii="Consolas" w:hAnsi="Consolas" w:cs="Courier New"/>
-                <w:sz w:val="20"/>
-                <w:szCs w:val="20"/>
-              </w:rPr>
-            </w:pPr>
-            <w:proofErr w:type="spellStart"/>
-            <w:r>
-              <w:rPr>
-                <w:rStyle w:val="HTMLCode"/>
-                <w:rFonts w:ascii="Consolas" w:eastAsiaTheme="majorEastAsia" w:hAnsi="Consolas"/>
-              </w:rPr>
-              <w:t>road_get_lithic_raw_</w:t>
+                <w:rStyle w:val="HTMLCode"/>
+                <w:rFonts w:ascii="Consolas" w:eastAsiaTheme="majorEastAsia" w:hAnsi="Consolas"/>
+              </w:rPr>
+              <w:t>road_get_</w:t>
             </w:r>
             <w:proofErr w:type="gramStart"/>
             <w:r>
@@ -868,7 +858,14 @@
                 <w:rStyle w:val="HTMLCode"/>
                 <w:rFonts w:ascii="Consolas" w:eastAsiaTheme="majorEastAsia" w:hAnsi="Consolas"/>
               </w:rPr>
-              <w:t>material</w:t>
+              <w:t>feature</w:t>
+            </w:r>
+            <w:r>
+              <w:rPr>
+                <w:rStyle w:val="HTMLCode"/>
+                <w:rFonts w:ascii="Consolas" w:eastAsiaTheme="majorEastAsia" w:hAnsi="Consolas"/>
+              </w:rPr>
+              <w:t>s</w:t>
             </w:r>
             <w:proofErr w:type="spellEnd"/>
             <w:r>
@@ -927,38 +924,35 @@
                 <w:szCs w:val="20"/>
               </w:rPr>
             </w:pPr>
+            <w:r>
+              <w:rPr>
+                <w:rFonts w:ascii="Consolas" w:hAnsi="Consolas" w:cs="Courier New"/>
+                <w:sz w:val="20"/>
+                <w:szCs w:val="20"/>
+              </w:rPr>
+              <w:t>roadDB</w:t>
+            </w:r>
+          </w:p>
+        </w:tc>
+        <w:tc>
+          <w:tcPr>
+            <w:tcW w:w="3969" w:type="dxa"/>
+            <w:vAlign w:val="center"/>
+          </w:tcPr>
+          <w:p>
+            <w:pPr>
+              <w:rPr>
+                <w:rStyle w:val="HTMLCode"/>
+                <w:rFonts w:ascii="Consolas" w:eastAsiaTheme="majorEastAsia" w:hAnsi="Consolas"/>
+              </w:rPr>
+            </w:pPr>
             <w:proofErr w:type="spellStart"/>
             <w:r>
               <w:rPr>
-                <w:rFonts w:ascii="Consolas" w:hAnsi="Consolas" w:cs="Courier New"/>
-                <w:sz w:val="20"/>
-                <w:szCs w:val="20"/>
-              </w:rPr>
-              <w:t>roadDB</w:t>
-            </w:r>
-            <w:proofErr w:type="spellEnd"/>
-          </w:p>
-        </w:tc>
-        <w:tc>
-          <w:tcPr>
-            <w:tcW w:w="3969" w:type="dxa"/>
-            <w:vAlign w:val="center"/>
-          </w:tcPr>
-          <w:p>
-            <w:pPr>
-              <w:rPr>
-                <w:rFonts w:ascii="Consolas" w:hAnsi="Consolas" w:cs="Courier New"/>
-                <w:sz w:val="20"/>
-                <w:szCs w:val="20"/>
-              </w:rPr>
-            </w:pPr>
-            <w:proofErr w:type="spellStart"/>
-            <w:r>
-              <w:rPr>
-                <w:rStyle w:val="HTMLCode"/>
-                <w:rFonts w:ascii="Consolas" w:eastAsiaTheme="majorEastAsia" w:hAnsi="Consolas"/>
-              </w:rPr>
-              <w:t>road_get_organic_</w:t>
+                <w:rStyle w:val="HTMLCode"/>
+                <w:rFonts w:ascii="Consolas" w:eastAsiaTheme="majorEastAsia" w:hAnsi="Consolas"/>
+              </w:rPr>
+              <w:t>road_get_miscellaneous_</w:t>
             </w:r>
             <w:proofErr w:type="gramStart"/>
             <w:r>
@@ -966,7 +960,7 @@
                 <w:rStyle w:val="HTMLCode"/>
                 <w:rFonts w:ascii="Consolas" w:eastAsiaTheme="majorEastAsia" w:hAnsi="Consolas"/>
               </w:rPr>
-              <w:t>tools</w:t>
+              <w:t>finds</w:t>
             </w:r>
             <w:proofErr w:type="spellEnd"/>
             <w:r>
@@ -1025,38 +1019,36 @@
                 <w:szCs w:val="20"/>
               </w:rPr>
             </w:pPr>
+            <w:r>
+              <w:rPr>
+                <w:rFonts w:ascii="Consolas" w:hAnsi="Consolas" w:cs="Courier New"/>
+                <w:sz w:val="20"/>
+                <w:szCs w:val="20"/>
+              </w:rPr>
+              <w:t>roadDB</w:t>
+            </w:r>
+          </w:p>
+        </w:tc>
+        <w:tc>
+          <w:tcPr>
+            <w:tcW w:w="3969" w:type="dxa"/>
+            <w:vAlign w:val="center"/>
+          </w:tcPr>
+          <w:p>
+            <w:pPr>
+              <w:rPr>
+                <w:rFonts w:ascii="Consolas" w:hAnsi="Consolas" w:cs="Courier New"/>
+                <w:sz w:val="20"/>
+                <w:szCs w:val="20"/>
+              </w:rPr>
+            </w:pPr>
             <w:proofErr w:type="spellStart"/>
             <w:r>
               <w:rPr>
-                <w:rFonts w:ascii="Consolas" w:hAnsi="Consolas" w:cs="Courier New"/>
-                <w:sz w:val="20"/>
-                <w:szCs w:val="20"/>
-              </w:rPr>
-              <w:t>roadDB</w:t>
-            </w:r>
-            <w:proofErr w:type="spellEnd"/>
-          </w:p>
-        </w:tc>
-        <w:tc>
-          <w:tcPr>
-            <w:tcW w:w="3969" w:type="dxa"/>
-            <w:vAlign w:val="center"/>
-          </w:tcPr>
-          <w:p>
-            <w:pPr>
-              <w:rPr>
-                <w:rFonts w:ascii="Consolas" w:hAnsi="Consolas" w:cs="Courier New"/>
-                <w:sz w:val="20"/>
-                <w:szCs w:val="20"/>
-              </w:rPr>
-            </w:pPr>
-            <w:proofErr w:type="spellStart"/>
-            <w:r>
-              <w:rPr>
-                <w:rStyle w:val="HTMLCode"/>
-                <w:rFonts w:ascii="Consolas" w:eastAsiaTheme="majorEastAsia" w:hAnsi="Consolas"/>
-              </w:rPr>
-              <w:t>road_get_symbolic_</w:t>
+                <w:rStyle w:val="HTMLCode"/>
+                <w:rFonts w:ascii="Consolas" w:eastAsiaTheme="majorEastAsia" w:hAnsi="Consolas"/>
+              </w:rPr>
+              <w:t>road_get_human_</w:t>
             </w:r>
             <w:proofErr w:type="gramStart"/>
             <w:r>
@@ -1064,7 +1056,7 @@
                 <w:rStyle w:val="HTMLCode"/>
                 <w:rFonts w:ascii="Consolas" w:eastAsiaTheme="majorEastAsia" w:hAnsi="Consolas"/>
               </w:rPr>
-              <w:t>artifacts</w:t>
+              <w:t>remains</w:t>
             </w:r>
             <w:proofErr w:type="spellEnd"/>
             <w:r>
@@ -1123,34 +1115,32 @@
                 <w:szCs w:val="20"/>
               </w:rPr>
             </w:pPr>
+            <w:r>
+              <w:rPr>
+                <w:rFonts w:ascii="Consolas" w:hAnsi="Consolas" w:cs="Courier New"/>
+                <w:sz w:val="20"/>
+                <w:szCs w:val="20"/>
+              </w:rPr>
+              <w:t>roadDB</w:t>
+            </w:r>
+          </w:p>
+        </w:tc>
+        <w:tc>
+          <w:tcPr>
+            <w:tcW w:w="3969" w:type="dxa"/>
+            <w:vAlign w:val="center"/>
+          </w:tcPr>
+          <w:p>
+            <w:pPr>
+              <w:rPr>
+                <w:rFonts w:ascii="Consolas" w:hAnsi="Consolas" w:cs="Courier New"/>
+                <w:sz w:val="20"/>
+                <w:szCs w:val="20"/>
+              </w:rPr>
+            </w:pPr>
             <w:proofErr w:type="spellStart"/>
             <w:r>
               <w:rPr>
-                <w:rFonts w:ascii="Consolas" w:hAnsi="Consolas" w:cs="Courier New"/>
-                <w:sz w:val="20"/>
-                <w:szCs w:val="20"/>
-              </w:rPr>
-              <w:t>roadDB</w:t>
-            </w:r>
-            <w:proofErr w:type="spellEnd"/>
-          </w:p>
-        </w:tc>
-        <w:tc>
-          <w:tcPr>
-            <w:tcW w:w="3969" w:type="dxa"/>
-            <w:vAlign w:val="center"/>
-          </w:tcPr>
-          <w:p>
-            <w:pPr>
-              <w:rPr>
-                <w:rFonts w:ascii="Consolas" w:hAnsi="Consolas" w:cs="Courier New"/>
-                <w:sz w:val="20"/>
-                <w:szCs w:val="20"/>
-              </w:rPr>
-            </w:pPr>
-            <w:proofErr w:type="spellStart"/>
-            <w:r>
-              <w:rPr>
                 <w:rStyle w:val="HTMLCode"/>
                 <w:rFonts w:ascii="Consolas" w:eastAsiaTheme="majorEastAsia" w:hAnsi="Consolas"/>
               </w:rPr>
@@ -1162,7 +1152,7 @@
                 <w:rStyle w:val="HTMLCode"/>
                 <w:rFonts w:ascii="Consolas" w:eastAsiaTheme="majorEastAsia" w:hAnsi="Consolas"/>
               </w:rPr>
-              <w:t>feature</w:t>
+              <w:t>paleofauna</w:t>
             </w:r>
             <w:proofErr w:type="spellEnd"/>
             <w:r>
@@ -1221,38 +1211,36 @@
                 <w:szCs w:val="20"/>
               </w:rPr>
             </w:pPr>
+            <w:r>
+              <w:rPr>
+                <w:rFonts w:ascii="Consolas" w:hAnsi="Consolas" w:cs="Courier New"/>
+                <w:sz w:val="20"/>
+                <w:szCs w:val="20"/>
+              </w:rPr>
+              <w:t>roadDB</w:t>
+            </w:r>
+          </w:p>
+        </w:tc>
+        <w:tc>
+          <w:tcPr>
+            <w:tcW w:w="3969" w:type="dxa"/>
+            <w:vAlign w:val="center"/>
+          </w:tcPr>
+          <w:p>
+            <w:pPr>
+              <w:rPr>
+                <w:rFonts w:ascii="Consolas" w:hAnsi="Consolas" w:cs="Courier New"/>
+                <w:sz w:val="20"/>
+                <w:szCs w:val="20"/>
+              </w:rPr>
+            </w:pPr>
             <w:proofErr w:type="spellStart"/>
             <w:r>
               <w:rPr>
-                <w:rFonts w:ascii="Consolas" w:hAnsi="Consolas" w:cs="Courier New"/>
-                <w:sz w:val="20"/>
-                <w:szCs w:val="20"/>
-              </w:rPr>
-              <w:t>roadDB</w:t>
-            </w:r>
-            <w:proofErr w:type="spellEnd"/>
-          </w:p>
-        </w:tc>
-        <w:tc>
-          <w:tcPr>
-            <w:tcW w:w="3969" w:type="dxa"/>
-            <w:vAlign w:val="center"/>
-          </w:tcPr>
-          <w:p>
-            <w:pPr>
-              <w:rPr>
-                <w:rFonts w:ascii="Consolas" w:hAnsi="Consolas" w:cs="Courier New"/>
-                <w:sz w:val="20"/>
-                <w:szCs w:val="20"/>
-              </w:rPr>
-            </w:pPr>
-            <w:proofErr w:type="spellStart"/>
-            <w:r>
-              <w:rPr>
-                <w:rStyle w:val="HTMLCode"/>
-                <w:rFonts w:ascii="Consolas" w:eastAsiaTheme="majorEastAsia" w:hAnsi="Consolas"/>
-              </w:rPr>
-              <w:t>road_get_miscellaneous_</w:t>
+                <w:rStyle w:val="HTMLCode"/>
+                <w:rFonts w:ascii="Consolas" w:eastAsiaTheme="majorEastAsia" w:hAnsi="Consolas"/>
+              </w:rPr>
+              <w:t>road_get_</w:t>
             </w:r>
             <w:proofErr w:type="gramStart"/>
             <w:r>
@@ -1260,7 +1248,14 @@
                 <w:rStyle w:val="HTMLCode"/>
                 <w:rFonts w:ascii="Consolas" w:eastAsiaTheme="majorEastAsia" w:hAnsi="Consolas"/>
               </w:rPr>
-              <w:t>finds</w:t>
+              <w:t>p</w:t>
+            </w:r>
+            <w:r>
+              <w:rPr>
+                <w:rStyle w:val="HTMLCode"/>
+                <w:rFonts w:ascii="Consolas" w:eastAsiaTheme="majorEastAsia" w:hAnsi="Consolas"/>
+              </w:rPr>
+              <w:t>lantremains</w:t>
             </w:r>
             <w:proofErr w:type="spellEnd"/>
             <w:r>
@@ -1319,48 +1314,46 @@
                 <w:szCs w:val="20"/>
               </w:rPr>
             </w:pPr>
+            <w:r>
+              <w:rPr>
+                <w:rFonts w:ascii="Consolas" w:hAnsi="Consolas" w:cs="Courier New"/>
+                <w:sz w:val="20"/>
+                <w:szCs w:val="20"/>
+              </w:rPr>
+              <w:t>roadDB</w:t>
+            </w:r>
+          </w:p>
+        </w:tc>
+        <w:tc>
+          <w:tcPr>
+            <w:tcW w:w="3969" w:type="dxa"/>
+            <w:vAlign w:val="center"/>
+          </w:tcPr>
+          <w:p>
+            <w:pPr>
+              <w:rPr>
+                <w:rFonts w:ascii="Consolas" w:hAnsi="Consolas" w:cs="Courier New"/>
+                <w:sz w:val="20"/>
+                <w:szCs w:val="20"/>
+              </w:rPr>
+            </w:pPr>
             <w:proofErr w:type="spellStart"/>
             <w:r>
               <w:rPr>
-                <w:rFonts w:ascii="Consolas" w:hAnsi="Consolas" w:cs="Courier New"/>
-                <w:sz w:val="20"/>
-                <w:szCs w:val="20"/>
-              </w:rPr>
-              <w:t>roadDB</w:t>
+                <w:rStyle w:val="HTMLCode"/>
+                <w:rFonts w:ascii="Consolas" w:eastAsiaTheme="majorEastAsia" w:hAnsi="Consolas"/>
+              </w:rPr>
+              <w:t>road_get_</w:t>
+            </w:r>
+            <w:proofErr w:type="gramStart"/>
+            <w:r>
+              <w:rPr>
+                <w:rStyle w:val="HTMLCode"/>
+                <w:rFonts w:ascii="Consolas" w:eastAsiaTheme="majorEastAsia" w:hAnsi="Consolas"/>
+              </w:rPr>
+              <w:t>dates</w:t>
             </w:r>
             <w:proofErr w:type="spellEnd"/>
-          </w:p>
-        </w:tc>
-        <w:tc>
-          <w:tcPr>
-            <w:tcW w:w="3969" w:type="dxa"/>
-            <w:vAlign w:val="center"/>
-          </w:tcPr>
-          <w:p>
-            <w:pPr>
-              <w:rPr>
-                <w:rFonts w:ascii="Consolas" w:hAnsi="Consolas" w:cs="Courier New"/>
-                <w:sz w:val="20"/>
-                <w:szCs w:val="20"/>
-              </w:rPr>
-            </w:pPr>
-            <w:proofErr w:type="spellStart"/>
-            <w:r>
-              <w:rPr>
-                <w:rStyle w:val="HTMLCode"/>
-                <w:rFonts w:ascii="Consolas" w:eastAsiaTheme="majorEastAsia" w:hAnsi="Consolas"/>
-              </w:rPr>
-              <w:t>road_get_</w:t>
-            </w:r>
-            <w:proofErr w:type="gramStart"/>
-            <w:r>
-              <w:rPr>
-                <w:rStyle w:val="HTMLCode"/>
-                <w:rFonts w:ascii="Consolas" w:eastAsiaTheme="majorEastAsia" w:hAnsi="Consolas"/>
-              </w:rPr>
-              <w:t>dates</w:t>
-            </w:r>
-            <w:proofErr w:type="spellEnd"/>
             <w:r>
               <w:rPr>
                 <w:rStyle w:val="HTMLCode"/>
@@ -1395,14 +1388,7 @@
                 <w:rStyle w:val="HTMLCode"/>
                 <w:rFonts w:asciiTheme="minorHAnsi" w:eastAsiaTheme="majorEastAsia" w:hAnsiTheme="minorHAnsi"/>
               </w:rPr>
-              <w:t xml:space="preserve">LOD3, returns </w:t>
-            </w:r>
-            <w:r>
-              <w:rPr>
-                <w:rStyle w:val="HTMLCode"/>
-                <w:rFonts w:asciiTheme="minorHAnsi" w:eastAsiaTheme="majorEastAsia" w:hAnsiTheme="minorHAnsi"/>
-              </w:rPr>
-              <w:t>dates</w:t>
+              <w:t>LOD3, returns dates</w:t>
             </w:r>
           </w:p>
         </w:tc>
@@ -1424,64 +1410,57 @@
                 <w:szCs w:val="20"/>
               </w:rPr>
             </w:pPr>
+            <w:r>
+              <w:rPr>
+                <w:rFonts w:ascii="Consolas" w:hAnsi="Consolas" w:cs="Courier New"/>
+                <w:sz w:val="20"/>
+                <w:szCs w:val="20"/>
+              </w:rPr>
+              <w:t>roadDB</w:t>
+            </w:r>
+          </w:p>
+        </w:tc>
+        <w:tc>
+          <w:tcPr>
+            <w:tcW w:w="3969" w:type="dxa"/>
+            <w:vAlign w:val="center"/>
+          </w:tcPr>
+          <w:p>
+            <w:pPr>
+              <w:rPr>
+                <w:rStyle w:val="HTMLCode"/>
+                <w:rFonts w:ascii="Consolas" w:eastAsiaTheme="majorEastAsia" w:hAnsi="Consolas"/>
+              </w:rPr>
+            </w:pPr>
             <w:proofErr w:type="spellStart"/>
             <w:r>
               <w:rPr>
-                <w:rFonts w:ascii="Consolas" w:hAnsi="Consolas" w:cs="Courier New"/>
-                <w:sz w:val="20"/>
-                <w:szCs w:val="20"/>
-              </w:rPr>
-              <w:t>roadDB</w:t>
+                <w:rStyle w:val="HTMLCode"/>
+                <w:rFonts w:ascii="Consolas" w:eastAsiaTheme="majorEastAsia" w:hAnsi="Consolas"/>
+              </w:rPr>
+              <w:t>road_get_</w:t>
+            </w:r>
+            <w:proofErr w:type="gramStart"/>
+            <w:r>
+              <w:rPr>
+                <w:rStyle w:val="HTMLCode"/>
+                <w:rFonts w:ascii="Consolas" w:eastAsiaTheme="majorEastAsia" w:hAnsi="Consolas"/>
+              </w:rPr>
+              <w:t>publications</w:t>
             </w:r>
             <w:proofErr w:type="spellEnd"/>
-          </w:p>
-        </w:tc>
-        <w:tc>
-          <w:tcPr>
-            <w:tcW w:w="3969" w:type="dxa"/>
-            <w:vAlign w:val="center"/>
-          </w:tcPr>
-          <w:p>
-            <w:pPr>
-              <w:rPr>
-                <w:rFonts w:ascii="Consolas" w:hAnsi="Consolas" w:cs="Courier New"/>
-                <w:sz w:val="20"/>
-                <w:szCs w:val="20"/>
-              </w:rPr>
-            </w:pPr>
-            <w:proofErr w:type="spellStart"/>
-            <w:r>
-              <w:rPr>
-                <w:rFonts w:ascii="Consolas" w:hAnsi="Consolas" w:cs="Courier New"/>
-                <w:sz w:val="20"/>
-                <w:szCs w:val="20"/>
-              </w:rPr>
-              <w:t>road_list_argument_</w:t>
-            </w:r>
-            <w:proofErr w:type="gramStart"/>
-            <w:r>
-              <w:rPr>
-                <w:rFonts w:ascii="Consolas" w:hAnsi="Consolas" w:cs="Courier New"/>
-                <w:sz w:val="20"/>
-                <w:szCs w:val="20"/>
-              </w:rPr>
-              <w:t>values</w:t>
-            </w:r>
-            <w:proofErr w:type="spellEnd"/>
-            <w:r>
-              <w:rPr>
-                <w:rFonts w:ascii="Consolas" w:hAnsi="Consolas" w:cs="Courier New"/>
-                <w:sz w:val="20"/>
-                <w:szCs w:val="20"/>
+            <w:r>
+              <w:rPr>
+                <w:rStyle w:val="HTMLCode"/>
+                <w:rFonts w:ascii="Consolas" w:eastAsiaTheme="majorEastAsia" w:hAnsi="Consolas"/>
               </w:rPr>
               <w:t>(</w:t>
             </w:r>
             <w:proofErr w:type="gramEnd"/>
             <w:r>
               <w:rPr>
-                <w:rFonts w:ascii="Consolas" w:hAnsi="Consolas" w:cs="Courier New"/>
-                <w:sz w:val="20"/>
-                <w:szCs w:val="20"/>
+                <w:rStyle w:val="HTMLCode"/>
+                <w:rFonts w:ascii="Consolas" w:eastAsiaTheme="majorEastAsia" w:hAnsi="Consolas"/>
               </w:rPr>
               <w:t>)</w:t>
             </w:r>
@@ -1495,18 +1474,23 @@
           <w:p>
             <w:pPr>
               <w:rPr>
-                <w:rFonts w:cs="Courier New"/>
-                <w:sz w:val="20"/>
-                <w:szCs w:val="20"/>
-              </w:rPr>
-            </w:pPr>
-            <w:r>
-              <w:rPr>
-                <w:rFonts w:cs="Courier New"/>
-                <w:sz w:val="20"/>
-                <w:szCs w:val="20"/>
-              </w:rPr>
-              <w:t>Returns list of unique values</w:t>
+                <w:rStyle w:val="HTMLCode"/>
+                <w:rFonts w:asciiTheme="minorHAnsi" w:eastAsiaTheme="majorEastAsia" w:hAnsiTheme="minorHAnsi"/>
+              </w:rPr>
+            </w:pPr>
+            <w:r>
+              <w:rPr>
+                <w:rStyle w:val="HTMLCode"/>
+                <w:rFonts w:asciiTheme="minorHAnsi" w:eastAsiaTheme="majorEastAsia" w:hAnsiTheme="minorHAnsi"/>
+              </w:rPr>
+              <w:t xml:space="preserve">LOD3, returns </w:t>
+            </w:r>
+            <w:r>
+              <w:rPr>
+                <w:rStyle w:val="HTMLCode"/>
+                <w:rFonts w:asciiTheme="minorHAnsi" w:eastAsiaTheme="majorEastAsia" w:hAnsiTheme="minorHAnsi"/>
+              </w:rPr>
+              <w:t>publications</w:t>
             </w:r>
           </w:p>
         </w:tc>
@@ -1528,6 +1512,29 @@
                 <w:szCs w:val="20"/>
               </w:rPr>
             </w:pPr>
+            <w:r>
+              <w:rPr>
+                <w:rFonts w:ascii="Consolas" w:hAnsi="Consolas" w:cs="Courier New"/>
+                <w:sz w:val="20"/>
+                <w:szCs w:val="20"/>
+              </w:rPr>
+              <w:t>roadDB</w:t>
+            </w:r>
+          </w:p>
+        </w:tc>
+        <w:tc>
+          <w:tcPr>
+            <w:tcW w:w="3969" w:type="dxa"/>
+            <w:vAlign w:val="center"/>
+          </w:tcPr>
+          <w:p>
+            <w:pPr>
+              <w:rPr>
+                <w:rFonts w:ascii="Consolas" w:hAnsi="Consolas" w:cs="Courier New"/>
+                <w:sz w:val="20"/>
+                <w:szCs w:val="20"/>
+              </w:rPr>
+            </w:pPr>
             <w:proofErr w:type="spellStart"/>
             <w:r>
               <w:rPr>
@@ -1535,58 +1542,135 @@
                 <w:sz w:val="20"/>
                 <w:szCs w:val="20"/>
               </w:rPr>
+              <w:t>road_list_argument_</w:t>
+            </w:r>
+            <w:proofErr w:type="gramStart"/>
+            <w:r>
+              <w:rPr>
+                <w:rFonts w:ascii="Consolas" w:hAnsi="Consolas" w:cs="Courier New"/>
+                <w:sz w:val="20"/>
+                <w:szCs w:val="20"/>
+              </w:rPr>
+              <w:t>values</w:t>
+            </w:r>
+            <w:proofErr w:type="spellEnd"/>
+            <w:r>
+              <w:rPr>
+                <w:rFonts w:ascii="Consolas" w:hAnsi="Consolas" w:cs="Courier New"/>
+                <w:sz w:val="20"/>
+                <w:szCs w:val="20"/>
+              </w:rPr>
+              <w:t>(</w:t>
+            </w:r>
+            <w:proofErr w:type="gramEnd"/>
+            <w:r>
+              <w:rPr>
+                <w:rFonts w:ascii="Consolas" w:hAnsi="Consolas" w:cs="Courier New"/>
+                <w:sz w:val="20"/>
+                <w:szCs w:val="20"/>
+              </w:rPr>
+              <w:t>)</w:t>
+            </w:r>
+          </w:p>
+        </w:tc>
+        <w:tc>
+          <w:tcPr>
+            <w:tcW w:w="3634" w:type="dxa"/>
+            <w:vAlign w:val="center"/>
+          </w:tcPr>
+          <w:p>
+            <w:pPr>
+              <w:rPr>
+                <w:rFonts w:cs="Courier New"/>
+                <w:sz w:val="20"/>
+                <w:szCs w:val="20"/>
+              </w:rPr>
+            </w:pPr>
+            <w:r>
+              <w:rPr>
+                <w:rFonts w:cs="Courier New"/>
+                <w:sz w:val="20"/>
+                <w:szCs w:val="20"/>
+              </w:rPr>
+              <w:t>Returns list of unique values</w:t>
+            </w:r>
+          </w:p>
+        </w:tc>
+      </w:tr>
+      <w:tr>
+        <w:trPr>
+          <w:trHeight w:val="397"/>
+        </w:trPr>
+        <w:tc>
+          <w:tcPr>
+            <w:tcW w:w="1413" w:type="dxa"/>
+            <w:vAlign w:val="center"/>
+          </w:tcPr>
+          <w:p>
+            <w:pPr>
+              <w:rPr>
+                <w:rFonts w:ascii="Consolas" w:hAnsi="Consolas" w:cs="Courier New"/>
+                <w:sz w:val="20"/>
+                <w:szCs w:val="20"/>
+              </w:rPr>
+            </w:pPr>
+            <w:r>
+              <w:rPr>
+                <w:rFonts w:ascii="Consolas" w:hAnsi="Consolas" w:cs="Courier New"/>
+                <w:sz w:val="20"/>
+                <w:szCs w:val="20"/>
+              </w:rPr>
               <w:t>roadDB</w:t>
             </w:r>
+          </w:p>
+        </w:tc>
+        <w:tc>
+          <w:tcPr>
+            <w:tcW w:w="3969" w:type="dxa"/>
+            <w:vAlign w:val="center"/>
+          </w:tcPr>
+          <w:p>
+            <w:pPr>
+              <w:rPr>
+                <w:rFonts w:ascii="Consolas" w:hAnsi="Consolas" w:cs="Courier New"/>
+                <w:sz w:val="20"/>
+                <w:szCs w:val="20"/>
+              </w:rPr>
+            </w:pPr>
+            <w:proofErr w:type="spellStart"/>
+            <w:r>
+              <w:rPr>
+                <w:rFonts w:ascii="Consolas" w:hAnsi="Consolas" w:cs="Courier New"/>
+                <w:sz w:val="20"/>
+                <w:szCs w:val="20"/>
+              </w:rPr>
+              <w:t>road_summarize_</w:t>
+            </w:r>
+            <w:proofErr w:type="gramStart"/>
+            <w:r>
+              <w:rPr>
+                <w:rFonts w:ascii="Consolas" w:hAnsi="Consolas" w:cs="Courier New"/>
+                <w:sz w:val="20"/>
+                <w:szCs w:val="20"/>
+              </w:rPr>
+              <w:t>archaeology</w:t>
+            </w:r>
             <w:proofErr w:type="spellEnd"/>
-          </w:p>
-        </w:tc>
-        <w:tc>
-          <w:tcPr>
-            <w:tcW w:w="3969" w:type="dxa"/>
-            <w:vAlign w:val="center"/>
-          </w:tcPr>
-          <w:p>
-            <w:pPr>
+            <w:r>
               <w:rPr>
                 <w:rFonts w:ascii="Consolas" w:hAnsi="Consolas" w:cs="Courier New"/>
                 <w:sz w:val="20"/>
                 <w:szCs w:val="20"/>
               </w:rPr>
-            </w:pPr>
-            <w:proofErr w:type="spellStart"/>
+              <w:t>(</w:t>
+            </w:r>
+            <w:proofErr w:type="gramEnd"/>
             <w:r>
               <w:rPr>
                 <w:rFonts w:ascii="Consolas" w:hAnsi="Consolas" w:cs="Courier New"/>
                 <w:sz w:val="20"/>
                 <w:szCs w:val="20"/>
               </w:rPr>
-              <w:t>road_summarize_</w:t>
-            </w:r>
-            <w:proofErr w:type="gramStart"/>
-            <w:r>
-              <w:rPr>
-                <w:rFonts w:ascii="Consolas" w:hAnsi="Consolas" w:cs="Courier New"/>
-                <w:sz w:val="20"/>
-                <w:szCs w:val="20"/>
-              </w:rPr>
-              <w:t>archaeology</w:t>
-            </w:r>
-            <w:proofErr w:type="spellEnd"/>
-            <w:r>
-              <w:rPr>
-                <w:rFonts w:ascii="Consolas" w:hAnsi="Consolas" w:cs="Courier New"/>
-                <w:sz w:val="20"/>
-                <w:szCs w:val="20"/>
-              </w:rPr>
-              <w:t>(</w:t>
-            </w:r>
-            <w:proofErr w:type="gramEnd"/>
-            <w:r>
-              <w:rPr>
-                <w:rFonts w:ascii="Consolas" w:hAnsi="Consolas" w:cs="Courier New"/>
-                <w:sz w:val="20"/>
-                <w:szCs w:val="20"/>
-              </w:rPr>
               <w:t>)</w:t>
             </w:r>
           </w:p>
@@ -1610,31 +1694,7 @@
                 <w:sz w:val="20"/>
                 <w:szCs w:val="20"/>
               </w:rPr>
-              <w:t>Returns a list of</w:t>
-            </w:r>
-            <w:r>
-              <w:rPr>
-                <w:rFonts w:cs="Courier New"/>
-                <w:sz w:val="20"/>
-                <w:szCs w:val="20"/>
-              </w:rPr>
-              <w:t xml:space="preserve"> tables,</w:t>
-            </w:r>
-            <w:r>
-              <w:rPr>
-                <w:rFonts w:cs="Courier New"/>
-                <w:sz w:val="20"/>
-                <w:szCs w:val="20"/>
-              </w:rPr>
-              <w:t xml:space="preserve"> </w:t>
-            </w:r>
-            <w:r>
-              <w:rPr>
-                <w:rFonts w:cs="Courier New"/>
-                <w:sz w:val="20"/>
-                <w:szCs w:val="20"/>
-              </w:rPr>
-              <w:t>where a search term can be found</w:t>
+              <w:t>Returns a list of tables, where a search term can be found</w:t>
             </w:r>
           </w:p>
         </w:tc>
@@ -1782,6 +1842,7 @@
                 <w:szCs w:val="20"/>
               </w:rPr>
             </w:pPr>
+            <w:proofErr w:type="spellStart"/>
             <w:proofErr w:type="gramStart"/>
             <w:r>
               <w:rPr>
@@ -1797,8 +1858,17 @@
                 <w:sz w:val="20"/>
                 <w:szCs w:val="20"/>
               </w:rPr>
-              <w:t>nstall(</w:t>
-            </w:r>
+              <w:t>nstall</w:t>
+            </w:r>
+            <w:r>
+              <w:rPr>
+                <w:rFonts w:ascii="Consolas" w:hAnsi="Consolas"/>
+                <w:sz w:val="20"/>
+                <w:szCs w:val="20"/>
+              </w:rPr>
+              <w:t>.packages</w:t>
+            </w:r>
+            <w:proofErr w:type="spellEnd"/>
             <w:proofErr w:type="gramEnd"/>
             <w:r>
               <w:rPr>
@@ -1806,7 +1876,7 @@
                 <w:sz w:val="20"/>
                 <w:szCs w:val="20"/>
               </w:rPr>
-              <w:t>)</w:t>
+              <w:t>()</w:t>
             </w:r>
           </w:p>
         </w:tc>
@@ -2057,7 +2127,18 @@
                 <w:sz w:val="20"/>
                 <w:szCs w:val="20"/>
               </w:rPr>
-              <w:t>View(</w:t>
+              <w:t>h</w:t>
+            </w:r>
+            <w:r>
+              <w:t>elp</w:t>
+            </w:r>
+            <w:r>
+              <w:rPr>
+                <w:rFonts w:ascii="Consolas" w:hAnsi="Consolas"/>
+                <w:sz w:val="20"/>
+                <w:szCs w:val="20"/>
+              </w:rPr>
+              <w:t>(</w:t>
             </w:r>
             <w:proofErr w:type="gramEnd"/>
             <w:r>
@@ -2087,21 +2168,7 @@
                 <w:rStyle w:val="HTMLCode"/>
                 <w:rFonts w:asciiTheme="minorHAnsi" w:eastAsiaTheme="majorEastAsia" w:hAnsiTheme="minorHAnsi"/>
               </w:rPr>
-              <w:t>Displays the full data</w:t>
-            </w:r>
-            <w:r>
-              <w:rPr>
-                <w:rStyle w:val="HTMLCode"/>
-                <w:rFonts w:asciiTheme="minorHAnsi" w:eastAsiaTheme="majorEastAsia" w:hAnsiTheme="minorHAnsi"/>
-              </w:rPr>
-              <w:t xml:space="preserve"> </w:t>
-            </w:r>
-            <w:r>
-              <w:rPr>
-                <w:rStyle w:val="HTMLCode"/>
-                <w:rFonts w:asciiTheme="minorHAnsi" w:eastAsiaTheme="majorEastAsia" w:hAnsiTheme="minorHAnsi"/>
-              </w:rPr>
-              <w:t>frame in RStudio</w:t>
+              <w:t>Shows documentation</w:t>
             </w:r>
           </w:p>
         </w:tc>
@@ -2153,7 +2220,7 @@
                 <w:sz w:val="20"/>
                 <w:szCs w:val="20"/>
               </w:rPr>
-              <w:t>c(</w:t>
+              <w:t>View(</w:t>
             </w:r>
             <w:proofErr w:type="gramEnd"/>
             <w:r>
@@ -2183,14 +2250,21 @@
                 <w:rStyle w:val="HTMLCode"/>
                 <w:rFonts w:asciiTheme="minorHAnsi" w:eastAsiaTheme="majorEastAsia" w:hAnsiTheme="minorHAnsi"/>
               </w:rPr>
-              <w:t xml:space="preserve">Concatenates </w:t>
-            </w:r>
-            <w:r>
-              <w:rPr>
-                <w:rStyle w:val="HTMLCode"/>
-                <w:rFonts w:asciiTheme="minorHAnsi" w:eastAsiaTheme="majorEastAsia" w:hAnsiTheme="minorHAnsi"/>
-              </w:rPr>
-              <w:t>values</w:t>
+              <w:t>Displays the full data</w:t>
+            </w:r>
+            <w:r>
+              <w:rPr>
+                <w:rStyle w:val="HTMLCode"/>
+                <w:rFonts w:asciiTheme="minorHAnsi" w:eastAsiaTheme="majorEastAsia" w:hAnsiTheme="minorHAnsi"/>
+              </w:rPr>
+              <w:t xml:space="preserve"> </w:t>
+            </w:r>
+            <w:r>
+              <w:rPr>
+                <w:rStyle w:val="HTMLCode"/>
+                <w:rFonts w:asciiTheme="minorHAnsi" w:eastAsiaTheme="majorEastAsia" w:hAnsiTheme="minorHAnsi"/>
+              </w:rPr>
+              <w:t>frame in RStudio</w:t>
             </w:r>
           </w:p>
         </w:tc>
@@ -2235,95 +2309,15 @@
                 <w:szCs w:val="20"/>
               </w:rPr>
             </w:pPr>
-            <w:r>
-              <w:rPr>
-                <w:rFonts w:ascii="Consolas" w:hAnsi="Consolas"/>
-                <w:i/>
-                <w:iCs/>
-                <w:sz w:val="20"/>
-                <w:szCs w:val="20"/>
-              </w:rPr>
-              <w:t>o</w:t>
-            </w:r>
-            <w:r>
-              <w:rPr>
-                <w:rFonts w:ascii="Consolas" w:hAnsi="Consolas"/>
-                <w:i/>
-                <w:iCs/>
-                <w:sz w:val="20"/>
-                <w:szCs w:val="20"/>
-              </w:rPr>
-              <w:t>bjec</w:t>
-            </w:r>
-            <w:r>
-              <w:rPr>
-                <w:rFonts w:ascii="Consolas" w:hAnsi="Consolas"/>
-                <w:i/>
-                <w:iCs/>
-                <w:sz w:val="20"/>
-                <w:szCs w:val="20"/>
-              </w:rPr>
-              <w:t>t</w:t>
-            </w:r>
-            <w:r>
-              <w:rPr>
-                <w:rFonts w:ascii="Consolas" w:hAnsi="Consolas"/>
-                <w:sz w:val="20"/>
-                <w:szCs w:val="20"/>
-              </w:rPr>
-              <w:t>[</w:t>
-            </w:r>
-            <w:proofErr w:type="spellStart"/>
             <w:proofErr w:type="gramStart"/>
             <w:r>
               <w:rPr>
                 <w:rFonts w:ascii="Consolas" w:hAnsi="Consolas"/>
-                <w:i/>
-                <w:iCs/>
-                <w:sz w:val="20"/>
-                <w:szCs w:val="20"/>
-              </w:rPr>
-              <w:t>ro</w:t>
-            </w:r>
-            <w:r>
-              <w:rPr>
-                <w:rFonts w:ascii="Consolas" w:hAnsi="Consolas"/>
-                <w:i/>
-                <w:iCs/>
-                <w:sz w:val="20"/>
-                <w:szCs w:val="20"/>
-              </w:rPr>
-              <w:t>ws</w:t>
-            </w:r>
-            <w:r>
-              <w:rPr>
-                <w:rFonts w:ascii="Consolas" w:hAnsi="Consolas"/>
-                <w:sz w:val="20"/>
-                <w:szCs w:val="20"/>
-              </w:rPr>
-              <w:t>,</w:t>
-            </w:r>
-            <w:r>
-              <w:rPr>
-                <w:rFonts w:ascii="Consolas" w:hAnsi="Consolas"/>
-                <w:i/>
-                <w:iCs/>
-                <w:sz w:val="20"/>
-                <w:szCs w:val="20"/>
-              </w:rPr>
-              <w:t>column</w:t>
-            </w:r>
-            <w:r>
-              <w:rPr>
-                <w:rFonts w:ascii="Consolas" w:hAnsi="Consolas"/>
-                <w:i/>
-                <w:iCs/>
-                <w:sz w:val="20"/>
-                <w:szCs w:val="20"/>
-              </w:rPr>
-              <w:t>s</w:t>
-            </w:r>
-            <w:proofErr w:type="spellEnd"/>
+                <w:sz w:val="20"/>
+                <w:szCs w:val="20"/>
+              </w:rPr>
+              <w:t>c(</w:t>
+            </w:r>
             <w:proofErr w:type="gramEnd"/>
             <w:r>
               <w:rPr>
@@ -2331,7 +2325,7 @@
                 <w:sz w:val="20"/>
                 <w:szCs w:val="20"/>
               </w:rPr>
-              <w:t>]</w:t>
+              <w:t>)</w:t>
             </w:r>
           </w:p>
         </w:tc>
@@ -2352,7 +2346,14 @@
                 <w:rStyle w:val="HTMLCode"/>
                 <w:rFonts w:asciiTheme="minorHAnsi" w:eastAsiaTheme="majorEastAsia" w:hAnsiTheme="minorHAnsi"/>
               </w:rPr>
-              <w:t>Subsets rows and columns</w:t>
+              <w:t xml:space="preserve">Concatenates </w:t>
+            </w:r>
+            <w:r>
+              <w:rPr>
+                <w:rStyle w:val="HTMLCode"/>
+                <w:rFonts w:asciiTheme="minorHAnsi" w:eastAsiaTheme="majorEastAsia" w:hAnsiTheme="minorHAnsi"/>
+              </w:rPr>
+              <w:t>values</w:t>
             </w:r>
           </w:p>
         </w:tc>
@@ -2397,25 +2398,85 @@
                 <w:szCs w:val="20"/>
               </w:rPr>
             </w:pPr>
+            <w:r>
+              <w:rPr>
+                <w:rFonts w:ascii="Consolas" w:hAnsi="Consolas"/>
+                <w:i/>
+                <w:iCs/>
+                <w:sz w:val="20"/>
+                <w:szCs w:val="20"/>
+              </w:rPr>
+              <w:t>objec</w:t>
+            </w:r>
+            <w:r>
+              <w:rPr>
+                <w:rFonts w:ascii="Consolas" w:hAnsi="Consolas"/>
+                <w:i/>
+                <w:iCs/>
+                <w:sz w:val="20"/>
+                <w:szCs w:val="20"/>
+              </w:rPr>
+              <w:t>t</w:t>
+            </w:r>
+            <w:r>
+              <w:rPr>
+                <w:rFonts w:ascii="Consolas" w:hAnsi="Consolas"/>
+                <w:sz w:val="20"/>
+                <w:szCs w:val="20"/>
+              </w:rPr>
+              <w:t>[</w:t>
+            </w:r>
             <w:proofErr w:type="spellStart"/>
             <w:proofErr w:type="gramStart"/>
             <w:r>
               <w:rPr>
                 <w:rFonts w:ascii="Consolas" w:hAnsi="Consolas"/>
-                <w:sz w:val="20"/>
-                <w:szCs w:val="20"/>
-              </w:rPr>
-              <w:t>grepl</w:t>
+                <w:i/>
+                <w:iCs/>
+                <w:sz w:val="20"/>
+                <w:szCs w:val="20"/>
+              </w:rPr>
+              <w:t>ro</w:t>
+            </w:r>
+            <w:r>
+              <w:rPr>
+                <w:rFonts w:ascii="Consolas" w:hAnsi="Consolas"/>
+                <w:i/>
+                <w:iCs/>
+                <w:sz w:val="20"/>
+                <w:szCs w:val="20"/>
+              </w:rPr>
+              <w:t>ws</w:t>
+            </w:r>
+            <w:r>
+              <w:rPr>
+                <w:rFonts w:ascii="Consolas" w:hAnsi="Consolas"/>
+                <w:sz w:val="20"/>
+                <w:szCs w:val="20"/>
+              </w:rPr>
+              <w:t>,</w:t>
+            </w:r>
+            <w:r>
+              <w:rPr>
+                <w:rFonts w:ascii="Consolas" w:hAnsi="Consolas"/>
+                <w:i/>
+                <w:iCs/>
+                <w:sz w:val="20"/>
+                <w:szCs w:val="20"/>
+              </w:rPr>
+              <w:t>column</w:t>
+            </w:r>
+            <w:r>
+              <w:rPr>
+                <w:rFonts w:ascii="Consolas" w:hAnsi="Consolas"/>
+                <w:i/>
+                <w:iCs/>
+                <w:sz w:val="20"/>
+                <w:szCs w:val="20"/>
+              </w:rPr>
+              <w:t>s</w:t>
             </w:r>
             <w:proofErr w:type="spellEnd"/>
-            <w:r>
-              <w:rPr>
-                <w:rFonts w:ascii="Consolas" w:hAnsi="Consolas"/>
-                <w:sz w:val="20"/>
-                <w:szCs w:val="20"/>
-              </w:rPr>
-              <w:t>(</w:t>
-            </w:r>
             <w:proofErr w:type="gramEnd"/>
             <w:r>
               <w:rPr>
@@ -2423,23 +2484,7 @@
                 <w:sz w:val="20"/>
                 <w:szCs w:val="20"/>
               </w:rPr>
-              <w:t xml:space="preserve">pattern, </w:t>
-            </w:r>
-            <w:r>
-              <w:rPr>
-                <w:rFonts w:ascii="Consolas" w:hAnsi="Consolas"/>
-                <w:sz w:val="20"/>
-                <w:szCs w:val="20"/>
-              </w:rPr>
-              <w:t>x</w:t>
-            </w:r>
-            <w:r>
-              <w:rPr>
-                <w:rFonts w:ascii="Consolas" w:hAnsi="Consolas"/>
-                <w:sz w:val="20"/>
-                <w:szCs w:val="20"/>
-              </w:rPr>
-              <w:t>)</w:t>
+              <w:t>]</w:t>
             </w:r>
           </w:p>
         </w:tc>
@@ -2460,7 +2505,7 @@
                 <w:rStyle w:val="HTMLCode"/>
                 <w:rFonts w:asciiTheme="minorHAnsi" w:eastAsiaTheme="majorEastAsia" w:hAnsiTheme="minorHAnsi"/>
               </w:rPr>
-              <w:t xml:space="preserve">returns indices of elements that match pattern </w:t>
+              <w:t>Subsets rows and columns</w:t>
             </w:r>
           </w:p>
         </w:tc>
@@ -2513,7 +2558,7 @@
                 <w:sz w:val="20"/>
                 <w:szCs w:val="20"/>
               </w:rPr>
-              <w:t>rbind</w:t>
+              <w:t>grepl</w:t>
             </w:r>
             <w:proofErr w:type="spellEnd"/>
             <w:r>
@@ -2531,7 +2576,7 @@
                 <w:sz w:val="20"/>
                 <w:szCs w:val="20"/>
               </w:rPr>
-              <w:t>)</w:t>
+              <w:t>pattern, x)</w:t>
             </w:r>
           </w:p>
         </w:tc>
@@ -2552,28 +2597,7 @@
                 <w:rStyle w:val="HTMLCode"/>
                 <w:rFonts w:asciiTheme="minorHAnsi" w:eastAsiaTheme="majorEastAsia" w:hAnsiTheme="minorHAnsi"/>
               </w:rPr>
-              <w:t>Combines data</w:t>
-            </w:r>
-            <w:r>
-              <w:rPr>
-                <w:rStyle w:val="HTMLCode"/>
-                <w:rFonts w:asciiTheme="minorHAnsi" w:eastAsiaTheme="majorEastAsia" w:hAnsiTheme="minorHAnsi"/>
-              </w:rPr>
-              <w:t xml:space="preserve"> </w:t>
-            </w:r>
-            <w:r>
-              <w:rPr>
-                <w:rStyle w:val="HTMLCode"/>
-                <w:rFonts w:asciiTheme="minorHAnsi" w:eastAsiaTheme="majorEastAsia" w:hAnsiTheme="minorHAnsi"/>
-              </w:rPr>
-              <w:t>frames</w:t>
-            </w:r>
-            <w:r>
-              <w:rPr>
-                <w:rStyle w:val="HTMLCode"/>
-                <w:rFonts w:asciiTheme="minorHAnsi" w:eastAsiaTheme="majorEastAsia" w:hAnsiTheme="minorHAnsi"/>
-              </w:rPr>
-              <w:t xml:space="preserve"> by rows</w:t>
+              <w:t xml:space="preserve">returns indices of elements that match pattern </w:t>
             </w:r>
           </w:p>
         </w:tc>
@@ -2626,7 +2650,7 @@
                 <w:sz w:val="20"/>
                 <w:szCs w:val="20"/>
               </w:rPr>
-              <w:t>cbind</w:t>
+              <w:t>rbind</w:t>
             </w:r>
             <w:proofErr w:type="spellEnd"/>
             <w:r>
@@ -2665,7 +2689,28 @@
                 <w:rStyle w:val="HTMLCode"/>
                 <w:rFonts w:asciiTheme="minorHAnsi" w:eastAsiaTheme="majorEastAsia" w:hAnsiTheme="minorHAnsi"/>
               </w:rPr>
-              <w:t>Combines data frames by columns</w:t>
+              <w:t>Combines data</w:t>
+            </w:r>
+            <w:r>
+              <w:rPr>
+                <w:rStyle w:val="HTMLCode"/>
+                <w:rFonts w:asciiTheme="minorHAnsi" w:eastAsiaTheme="majorEastAsia" w:hAnsiTheme="minorHAnsi"/>
+              </w:rPr>
+              <w:t xml:space="preserve"> </w:t>
+            </w:r>
+            <w:r>
+              <w:rPr>
+                <w:rStyle w:val="HTMLCode"/>
+                <w:rFonts w:asciiTheme="minorHAnsi" w:eastAsiaTheme="majorEastAsia" w:hAnsiTheme="minorHAnsi"/>
+              </w:rPr>
+              <w:t>frames</w:t>
+            </w:r>
+            <w:r>
+              <w:rPr>
+                <w:rStyle w:val="HTMLCode"/>
+                <w:rFonts w:asciiTheme="minorHAnsi" w:eastAsiaTheme="majorEastAsia" w:hAnsiTheme="minorHAnsi"/>
+              </w:rPr>
+              <w:t xml:space="preserve"> by rows</w:t>
             </w:r>
           </w:p>
         </w:tc>
@@ -2693,6 +2738,7 @@
                 <w:sz w:val="20"/>
                 <w:szCs w:val="20"/>
               </w:rPr>
+              <w:lastRenderedPageBreak/>
               <w:t>Base R</w:t>
             </w:r>
           </w:p>
@@ -2710,6 +2756,7 @@
                 <w:szCs w:val="20"/>
               </w:rPr>
             </w:pPr>
+            <w:proofErr w:type="spellStart"/>
             <w:proofErr w:type="gramStart"/>
             <w:r>
               <w:rPr>
@@ -2717,7 +2764,16 @@
                 <w:sz w:val="20"/>
                 <w:szCs w:val="20"/>
               </w:rPr>
-              <w:t>merge(</w:t>
+              <w:t>cbind</w:t>
+            </w:r>
+            <w:proofErr w:type="spellEnd"/>
+            <w:r>
+              <w:rPr>
+                <w:rFonts w:ascii="Consolas" w:hAnsi="Consolas"/>
+                <w:sz w:val="20"/>
+                <w:szCs w:val="20"/>
+              </w:rPr>
+              <w:t>(</w:t>
             </w:r>
             <w:proofErr w:type="gramEnd"/>
             <w:r>
@@ -2747,7 +2803,7 @@
                 <w:rStyle w:val="HTMLCode"/>
                 <w:rFonts w:asciiTheme="minorHAnsi" w:eastAsiaTheme="majorEastAsia" w:hAnsiTheme="minorHAnsi"/>
               </w:rPr>
-              <w:t>Join two data frames with matching keys</w:t>
+              <w:t>Combines data frames by columns</w:t>
             </w:r>
           </w:p>
         </w:tc>
@@ -2769,17 +2825,14 @@
                 <w:szCs w:val="20"/>
               </w:rPr>
             </w:pPr>
-            <w:proofErr w:type="spellStart"/>
-            <w:r>
-              <w:rPr>
-                <w:rFonts w:ascii="Consolas" w:hAnsi="Consolas"/>
-                <w:sz w:val="20"/>
-                <w:szCs w:val="20"/>
-              </w:rPr>
-              <w:lastRenderedPageBreak/>
-              <w:t>devtools</w:t>
-            </w:r>
-            <w:proofErr w:type="spellEnd"/>
+            <w:r>
+              <w:rPr>
+                <w:rFonts w:ascii="Consolas" w:hAnsi="Consolas"/>
+                <w:sz w:val="20"/>
+                <w:szCs w:val="20"/>
+              </w:rPr>
+              <w:t>Base R</w:t>
+            </w:r>
           </w:p>
         </w:tc>
         <w:tc>
@@ -2795,23 +2848,6 @@
                 <w:szCs w:val="20"/>
               </w:rPr>
             </w:pPr>
-            <w:proofErr w:type="spellStart"/>
-            <w:r>
-              <w:rPr>
-                <w:rFonts w:ascii="Consolas" w:hAnsi="Consolas"/>
-                <w:sz w:val="20"/>
-                <w:szCs w:val="20"/>
-              </w:rPr>
-              <w:t>i</w:t>
-            </w:r>
-            <w:r>
-              <w:rPr>
-                <w:rFonts w:ascii="Consolas" w:hAnsi="Consolas"/>
-                <w:sz w:val="20"/>
-                <w:szCs w:val="20"/>
-              </w:rPr>
-              <w:t>nstall_</w:t>
-            </w:r>
             <w:proofErr w:type="gramStart"/>
             <w:r>
               <w:rPr>
@@ -2819,16 +2855,7 @@
                 <w:sz w:val="20"/>
                 <w:szCs w:val="20"/>
               </w:rPr>
-              <w:t>github</w:t>
-            </w:r>
-            <w:proofErr w:type="spellEnd"/>
-            <w:r>
-              <w:rPr>
-                <w:rFonts w:ascii="Consolas" w:hAnsi="Consolas"/>
-                <w:sz w:val="20"/>
-                <w:szCs w:val="20"/>
-              </w:rPr>
-              <w:t>(</w:t>
+              <w:t>merge(</w:t>
             </w:r>
             <w:proofErr w:type="gramEnd"/>
             <w:r>
@@ -2858,17 +2885,8 @@
                 <w:rStyle w:val="HTMLCode"/>
                 <w:rFonts w:asciiTheme="minorHAnsi" w:eastAsiaTheme="majorEastAsia" w:hAnsiTheme="minorHAnsi"/>
               </w:rPr>
-              <w:t xml:space="preserve">Installs a package from </w:t>
-            </w:r>
-            <w:proofErr w:type="spellStart"/>
-            <w:r>
-              <w:rPr>
-                <w:rStyle w:val="HTMLCode"/>
-                <w:rFonts w:asciiTheme="minorHAnsi" w:eastAsiaTheme="majorEastAsia" w:hAnsiTheme="minorHAnsi"/>
-              </w:rPr>
-              <w:t>Github</w:t>
-            </w:r>
-            <w:proofErr w:type="spellEnd"/>
+              <w:t>Join two data frames with matching keys</w:t>
+            </w:r>
           </w:p>
         </w:tc>
       </w:tr>
@@ -2889,14 +2907,16 @@
                 <w:szCs w:val="20"/>
               </w:rPr>
             </w:pPr>
-            <w:r>
-              <w:rPr>
-                <w:rFonts w:ascii="Consolas" w:hAnsi="Consolas"/>
-                <w:sz w:val="20"/>
-                <w:szCs w:val="20"/>
-              </w:rPr>
-              <w:t>sf</w:t>
-            </w:r>
+            <w:proofErr w:type="spellStart"/>
+            <w:r>
+              <w:rPr>
+                <w:rFonts w:ascii="Consolas" w:hAnsi="Consolas"/>
+                <w:sz w:val="20"/>
+                <w:szCs w:val="20"/>
+              </w:rPr>
+              <w:t>devtools</w:t>
+            </w:r>
+            <w:proofErr w:type="spellEnd"/>
           </w:p>
         </w:tc>
         <w:tc>
@@ -2919,7 +2939,15 @@
                 <w:sz w:val="20"/>
                 <w:szCs w:val="20"/>
               </w:rPr>
-              <w:t>st_as_</w:t>
+              <w:t>i</w:t>
+            </w:r>
+            <w:r>
+              <w:rPr>
+                <w:rFonts w:ascii="Consolas" w:hAnsi="Consolas"/>
+                <w:sz w:val="20"/>
+                <w:szCs w:val="20"/>
+              </w:rPr>
+              <w:t>nstall_</w:t>
             </w:r>
             <w:proofErr w:type="gramStart"/>
             <w:r>
@@ -2928,7 +2956,7 @@
                 <w:sz w:val="20"/>
                 <w:szCs w:val="20"/>
               </w:rPr>
-              <w:t>sf</w:t>
+              <w:t>github</w:t>
             </w:r>
             <w:proofErr w:type="spellEnd"/>
             <w:r>
@@ -2967,8 +2995,17 @@
                 <w:rStyle w:val="HTMLCode"/>
                 <w:rFonts w:asciiTheme="minorHAnsi" w:eastAsiaTheme="majorEastAsia" w:hAnsiTheme="minorHAnsi"/>
               </w:rPr>
-              <w:t>Converts to a ‘spatial feature’</w:t>
-            </w:r>
+              <w:t xml:space="preserve">Installs a package from </w:t>
+            </w:r>
+            <w:proofErr w:type="spellStart"/>
+            <w:r>
+              <w:rPr>
+                <w:rStyle w:val="HTMLCode"/>
+                <w:rFonts w:asciiTheme="minorHAnsi" w:eastAsiaTheme="majorEastAsia" w:hAnsiTheme="minorHAnsi"/>
+              </w:rPr>
+              <w:t>Github</w:t>
+            </w:r>
+            <w:proofErr w:type="spellEnd"/>
           </w:p>
         </w:tc>
       </w:tr>
@@ -2989,6 +3026,29 @@
                 <w:szCs w:val="20"/>
               </w:rPr>
             </w:pPr>
+            <w:r>
+              <w:rPr>
+                <w:rFonts w:ascii="Consolas" w:hAnsi="Consolas"/>
+                <w:sz w:val="20"/>
+                <w:szCs w:val="20"/>
+              </w:rPr>
+              <w:t>sf</w:t>
+            </w:r>
+          </w:p>
+        </w:tc>
+        <w:tc>
+          <w:tcPr>
+            <w:tcW w:w="3969" w:type="dxa"/>
+            <w:vAlign w:val="center"/>
+          </w:tcPr>
+          <w:p>
+            <w:pPr>
+              <w:rPr>
+                <w:rFonts w:ascii="Consolas" w:hAnsi="Consolas"/>
+                <w:sz w:val="20"/>
+                <w:szCs w:val="20"/>
+              </w:rPr>
+            </w:pPr>
             <w:proofErr w:type="spellStart"/>
             <w:r>
               <w:rPr>
@@ -2996,43 +3056,18 @@
                 <w:sz w:val="20"/>
                 <w:szCs w:val="20"/>
               </w:rPr>
-              <w:t>tmap</w:t>
+              <w:t>st_as_</w:t>
+            </w:r>
+            <w:proofErr w:type="gramStart"/>
+            <w:r>
+              <w:rPr>
+                <w:rFonts w:ascii="Consolas" w:hAnsi="Consolas"/>
+                <w:sz w:val="20"/>
+                <w:szCs w:val="20"/>
+              </w:rPr>
+              <w:t>sf</w:t>
             </w:r>
             <w:proofErr w:type="spellEnd"/>
-          </w:p>
-        </w:tc>
-        <w:tc>
-          <w:tcPr>
-            <w:tcW w:w="3969" w:type="dxa"/>
-            <w:vAlign w:val="center"/>
-          </w:tcPr>
-          <w:p>
-            <w:pPr>
-              <w:rPr>
-                <w:rFonts w:ascii="Consolas" w:hAnsi="Consolas"/>
-                <w:sz w:val="20"/>
-                <w:szCs w:val="20"/>
-              </w:rPr>
-            </w:pPr>
-            <w:proofErr w:type="spellStart"/>
-            <w:r>
-              <w:rPr>
-                <w:rFonts w:ascii="Consolas" w:hAnsi="Consolas"/>
-                <w:sz w:val="20"/>
-                <w:szCs w:val="20"/>
-              </w:rPr>
-              <w:t>tmap_</w:t>
-            </w:r>
-            <w:proofErr w:type="gramStart"/>
-            <w:r>
-              <w:rPr>
-                <w:rFonts w:ascii="Consolas" w:hAnsi="Consolas"/>
-                <w:sz w:val="20"/>
-                <w:szCs w:val="20"/>
-              </w:rPr>
-              <w:t>mode</w:t>
-            </w:r>
-            <w:proofErr w:type="spellEnd"/>
             <w:r>
               <w:rPr>
                 <w:rFonts w:ascii="Consolas" w:hAnsi="Consolas"/>
@@ -3069,7 +3104,7 @@
                 <w:rStyle w:val="HTMLCode"/>
                 <w:rFonts w:asciiTheme="minorHAnsi" w:eastAsiaTheme="majorEastAsia" w:hAnsiTheme="minorHAnsi"/>
               </w:rPr>
-              <w:t>Switches between static and interactive map display</w:t>
+              <w:t>Converts to a ‘spatial feature’</w:t>
             </w:r>
           </w:p>
         </w:tc>
@@ -3123,7 +3158,7 @@
                 <w:sz w:val="20"/>
                 <w:szCs w:val="20"/>
               </w:rPr>
-              <w:t>tm_</w:t>
+              <w:t>tmap_</w:t>
             </w:r>
             <w:proofErr w:type="gramStart"/>
             <w:r>
@@ -3132,7 +3167,7 @@
                 <w:sz w:val="20"/>
                 <w:szCs w:val="20"/>
               </w:rPr>
-              <w:t>shape</w:t>
+              <w:t>mode</w:t>
             </w:r>
             <w:proofErr w:type="spellEnd"/>
             <w:r>
@@ -3171,7 +3206,7 @@
                 <w:rStyle w:val="HTMLCode"/>
                 <w:rFonts w:asciiTheme="minorHAnsi" w:eastAsiaTheme="majorEastAsia" w:hAnsiTheme="minorHAnsi"/>
               </w:rPr>
-              <w:t>Displays map</w:t>
+              <w:t>Switches between static and interactive map display</w:t>
             </w:r>
           </w:p>
         </w:tc>
@@ -3234,7 +3269,7 @@
                 <w:sz w:val="20"/>
                 <w:szCs w:val="20"/>
               </w:rPr>
-              <w:t>basemap</w:t>
+              <w:t>shape</w:t>
             </w:r>
             <w:proofErr w:type="spellEnd"/>
             <w:r>
@@ -3273,21 +3308,7 @@
                 <w:rStyle w:val="HTMLCode"/>
                 <w:rFonts w:asciiTheme="minorHAnsi" w:eastAsiaTheme="majorEastAsia" w:hAnsiTheme="minorHAnsi"/>
               </w:rPr>
-              <w:t xml:space="preserve">Adds </w:t>
-            </w:r>
-            <w:r>
-              <w:rPr>
-                <w:rStyle w:val="HTMLCode"/>
-                <w:rFonts w:asciiTheme="minorHAnsi" w:eastAsiaTheme="majorEastAsia" w:hAnsiTheme="minorHAnsi"/>
-              </w:rPr>
-              <w:t>b</w:t>
-            </w:r>
-            <w:r>
-              <w:rPr>
-                <w:rStyle w:val="HTMLCode"/>
-                <w:rFonts w:asciiTheme="minorHAnsi" w:eastAsiaTheme="majorEastAsia" w:hAnsiTheme="minorHAnsi"/>
-              </w:rPr>
-              <w:t>ackground map</w:t>
+              <w:t>Displays map</w:t>
             </w:r>
           </w:p>
         </w:tc>
@@ -3350,7 +3371,7 @@
                 <w:sz w:val="20"/>
                 <w:szCs w:val="20"/>
               </w:rPr>
-              <w:t>dots</w:t>
+              <w:t>basemap</w:t>
             </w:r>
             <w:proofErr w:type="spellEnd"/>
             <w:r>
@@ -3389,7 +3410,21 @@
                 <w:rStyle w:val="HTMLCode"/>
                 <w:rFonts w:asciiTheme="minorHAnsi" w:eastAsiaTheme="majorEastAsia" w:hAnsiTheme="minorHAnsi"/>
               </w:rPr>
-              <w:t>Adds dots on map</w:t>
+              <w:t xml:space="preserve">Adds </w:t>
+            </w:r>
+            <w:r>
+              <w:rPr>
+                <w:rStyle w:val="HTMLCode"/>
+                <w:rFonts w:asciiTheme="minorHAnsi" w:eastAsiaTheme="majorEastAsia" w:hAnsiTheme="minorHAnsi"/>
+              </w:rPr>
+              <w:t>b</w:t>
+            </w:r>
+            <w:r>
+              <w:rPr>
+                <w:rStyle w:val="HTMLCode"/>
+                <w:rFonts w:asciiTheme="minorHAnsi" w:eastAsiaTheme="majorEastAsia" w:hAnsiTheme="minorHAnsi"/>
+              </w:rPr>
+              <w:t>ackground map</w:t>
             </w:r>
           </w:p>
         </w:tc>
@@ -3452,6 +3487,108 @@
                 <w:sz w:val="20"/>
                 <w:szCs w:val="20"/>
               </w:rPr>
+              <w:t>dots</w:t>
+            </w:r>
+            <w:proofErr w:type="spellEnd"/>
+            <w:r>
+              <w:rPr>
+                <w:rFonts w:ascii="Consolas" w:hAnsi="Consolas"/>
+                <w:sz w:val="20"/>
+                <w:szCs w:val="20"/>
+              </w:rPr>
+              <w:t>(</w:t>
+            </w:r>
+            <w:proofErr w:type="gramEnd"/>
+            <w:r>
+              <w:rPr>
+                <w:rFonts w:ascii="Consolas" w:hAnsi="Consolas"/>
+                <w:sz w:val="20"/>
+                <w:szCs w:val="20"/>
+              </w:rPr>
+              <w:t>)</w:t>
+            </w:r>
+          </w:p>
+        </w:tc>
+        <w:tc>
+          <w:tcPr>
+            <w:tcW w:w="3634" w:type="dxa"/>
+            <w:vAlign w:val="center"/>
+          </w:tcPr>
+          <w:p>
+            <w:pPr>
+              <w:rPr>
+                <w:rStyle w:val="HTMLCode"/>
+                <w:rFonts w:asciiTheme="minorHAnsi" w:eastAsiaTheme="majorEastAsia" w:hAnsiTheme="minorHAnsi"/>
+              </w:rPr>
+            </w:pPr>
+            <w:r>
+              <w:rPr>
+                <w:rStyle w:val="HTMLCode"/>
+                <w:rFonts w:asciiTheme="minorHAnsi" w:eastAsiaTheme="majorEastAsia" w:hAnsiTheme="minorHAnsi"/>
+              </w:rPr>
+              <w:t>Adds dots on map</w:t>
+            </w:r>
+          </w:p>
+        </w:tc>
+      </w:tr>
+      <w:tr>
+        <w:trPr>
+          <w:trHeight w:val="397"/>
+        </w:trPr>
+        <w:tc>
+          <w:tcPr>
+            <w:tcW w:w="1413" w:type="dxa"/>
+            <w:vAlign w:val="center"/>
+          </w:tcPr>
+          <w:p>
+            <w:pPr>
+              <w:rPr>
+                <w:rFonts w:ascii="Consolas" w:hAnsi="Consolas"/>
+                <w:sz w:val="20"/>
+                <w:szCs w:val="20"/>
+              </w:rPr>
+            </w:pPr>
+            <w:proofErr w:type="spellStart"/>
+            <w:r>
+              <w:rPr>
+                <w:rFonts w:ascii="Consolas" w:hAnsi="Consolas"/>
+                <w:sz w:val="20"/>
+                <w:szCs w:val="20"/>
+              </w:rPr>
+              <w:t>tmap</w:t>
+            </w:r>
+            <w:proofErr w:type="spellEnd"/>
+          </w:p>
+        </w:tc>
+        <w:tc>
+          <w:tcPr>
+            <w:tcW w:w="3969" w:type="dxa"/>
+            <w:vAlign w:val="center"/>
+          </w:tcPr>
+          <w:p>
+            <w:pPr>
+              <w:rPr>
+                <w:rFonts w:ascii="Consolas" w:hAnsi="Consolas"/>
+                <w:sz w:val="20"/>
+                <w:szCs w:val="20"/>
+              </w:rPr>
+            </w:pPr>
+            <w:proofErr w:type="spellStart"/>
+            <w:r>
+              <w:rPr>
+                <w:rFonts w:ascii="Consolas" w:hAnsi="Consolas"/>
+                <w:sz w:val="20"/>
+                <w:szCs w:val="20"/>
+              </w:rPr>
+              <w:t>tm_</w:t>
+            </w:r>
+            <w:proofErr w:type="gramStart"/>
+            <w:r>
+              <w:rPr>
+                <w:rFonts w:ascii="Consolas" w:hAnsi="Consolas"/>
+                <w:sz w:val="20"/>
+                <w:szCs w:val="20"/>
+              </w:rPr>
               <w:t>layout</w:t>
             </w:r>
             <w:proofErr w:type="spellEnd"/>
@@ -3492,6 +3629,292 @@
                 <w:rFonts w:asciiTheme="minorHAnsi" w:eastAsiaTheme="majorEastAsia" w:hAnsiTheme="minorHAnsi"/>
               </w:rPr>
               <w:t>Modifies layout, incl. legend</w:t>
+            </w:r>
+          </w:p>
+        </w:tc>
+      </w:tr>
+      <w:tr>
+        <w:trPr>
+          <w:trHeight w:val="397"/>
+        </w:trPr>
+        <w:tc>
+          <w:tcPr>
+            <w:tcW w:w="1413" w:type="dxa"/>
+            <w:vAlign w:val="center"/>
+          </w:tcPr>
+          <w:p>
+            <w:pPr>
+              <w:rPr>
+                <w:rFonts w:ascii="Consolas" w:hAnsi="Consolas"/>
+                <w:sz w:val="20"/>
+                <w:szCs w:val="20"/>
+              </w:rPr>
+            </w:pPr>
+            <w:proofErr w:type="spellStart"/>
+            <w:r>
+              <w:rPr>
+                <w:rFonts w:ascii="Consolas" w:hAnsi="Consolas"/>
+                <w:sz w:val="20"/>
+                <w:szCs w:val="20"/>
+              </w:rPr>
+              <w:t>tidyverse</w:t>
+            </w:r>
+            <w:proofErr w:type="spellEnd"/>
+          </w:p>
+        </w:tc>
+        <w:tc>
+          <w:tcPr>
+            <w:tcW w:w="3969" w:type="dxa"/>
+            <w:vAlign w:val="center"/>
+          </w:tcPr>
+          <w:p>
+            <w:pPr>
+              <w:rPr>
+                <w:rFonts w:ascii="Consolas" w:hAnsi="Consolas"/>
+                <w:sz w:val="20"/>
+                <w:szCs w:val="20"/>
+              </w:rPr>
+            </w:pPr>
+            <w:proofErr w:type="gramStart"/>
+            <w:r>
+              <w:rPr>
+                <w:rFonts w:ascii="Consolas" w:hAnsi="Consolas"/>
+                <w:sz w:val="20"/>
+                <w:szCs w:val="20"/>
+              </w:rPr>
+              <w:t>filter</w:t>
+            </w:r>
+            <w:r>
+              <w:rPr>
+                <w:rFonts w:ascii="Consolas" w:hAnsi="Consolas"/>
+                <w:sz w:val="20"/>
+                <w:szCs w:val="20"/>
+              </w:rPr>
+              <w:t>(</w:t>
+            </w:r>
+            <w:proofErr w:type="gramEnd"/>
+            <w:r>
+              <w:rPr>
+                <w:rFonts w:ascii="Consolas" w:hAnsi="Consolas"/>
+                <w:sz w:val="20"/>
+                <w:szCs w:val="20"/>
+              </w:rPr>
+              <w:t>)</w:t>
+            </w:r>
+          </w:p>
+        </w:tc>
+        <w:tc>
+          <w:tcPr>
+            <w:tcW w:w="3634" w:type="dxa"/>
+            <w:vAlign w:val="center"/>
+          </w:tcPr>
+          <w:p>
+            <w:pPr>
+              <w:rPr>
+                <w:sz w:val="20"/>
+                <w:szCs w:val="20"/>
+              </w:rPr>
+            </w:pPr>
+            <w:r>
+              <w:rPr>
+                <w:sz w:val="20"/>
+                <w:szCs w:val="20"/>
+              </w:rPr>
+              <w:t>Filter rows</w:t>
+            </w:r>
+          </w:p>
+        </w:tc>
+      </w:tr>
+      <w:tr>
+        <w:trPr>
+          <w:trHeight w:val="397"/>
+        </w:trPr>
+        <w:tc>
+          <w:tcPr>
+            <w:tcW w:w="1413" w:type="dxa"/>
+            <w:vAlign w:val="center"/>
+          </w:tcPr>
+          <w:p>
+            <w:pPr>
+              <w:rPr>
+                <w:rFonts w:ascii="Consolas" w:hAnsi="Consolas"/>
+                <w:sz w:val="20"/>
+                <w:szCs w:val="20"/>
+              </w:rPr>
+            </w:pPr>
+            <w:proofErr w:type="spellStart"/>
+            <w:r>
+              <w:rPr>
+                <w:rFonts w:ascii="Consolas" w:hAnsi="Consolas"/>
+                <w:sz w:val="20"/>
+                <w:szCs w:val="20"/>
+              </w:rPr>
+              <w:t>tidyverse</w:t>
+            </w:r>
+            <w:proofErr w:type="spellEnd"/>
+          </w:p>
+        </w:tc>
+        <w:tc>
+          <w:tcPr>
+            <w:tcW w:w="3969" w:type="dxa"/>
+            <w:vAlign w:val="center"/>
+          </w:tcPr>
+          <w:p>
+            <w:pPr>
+              <w:rPr>
+                <w:rFonts w:ascii="Consolas" w:hAnsi="Consolas"/>
+                <w:sz w:val="20"/>
+                <w:szCs w:val="20"/>
+              </w:rPr>
+            </w:pPr>
+            <w:proofErr w:type="spellStart"/>
+            <w:r>
+              <w:rPr>
+                <w:rFonts w:ascii="Consolas" w:hAnsi="Consolas"/>
+                <w:sz w:val="20"/>
+                <w:szCs w:val="20"/>
+              </w:rPr>
+              <w:t>str_</w:t>
+            </w:r>
+            <w:proofErr w:type="gramStart"/>
+            <w:r>
+              <w:rPr>
+                <w:rFonts w:ascii="Consolas" w:hAnsi="Consolas"/>
+                <w:sz w:val="20"/>
+                <w:szCs w:val="20"/>
+              </w:rPr>
+              <w:t>detect</w:t>
+            </w:r>
+            <w:proofErr w:type="spellEnd"/>
+            <w:r>
+              <w:rPr>
+                <w:rFonts w:ascii="Consolas" w:hAnsi="Consolas"/>
+                <w:sz w:val="20"/>
+                <w:szCs w:val="20"/>
+              </w:rPr>
+              <w:t>(</w:t>
+            </w:r>
+            <w:proofErr w:type="gramEnd"/>
+            <w:r>
+              <w:rPr>
+                <w:rFonts w:ascii="Consolas" w:hAnsi="Consolas"/>
+                <w:sz w:val="20"/>
+                <w:szCs w:val="20"/>
+              </w:rPr>
+              <w:t>)</w:t>
+            </w:r>
+          </w:p>
+        </w:tc>
+        <w:tc>
+          <w:tcPr>
+            <w:tcW w:w="3634" w:type="dxa"/>
+            <w:vAlign w:val="center"/>
+          </w:tcPr>
+          <w:p>
+            <w:pPr>
+              <w:rPr>
+                <w:sz w:val="20"/>
+                <w:szCs w:val="20"/>
+              </w:rPr>
+            </w:pPr>
+            <w:r>
+              <w:rPr>
+                <w:sz w:val="20"/>
+                <w:szCs w:val="20"/>
+              </w:rPr>
+              <w:t>Checks for matching patterns</w:t>
+            </w:r>
+          </w:p>
+        </w:tc>
+      </w:tr>
+      <w:tr>
+        <w:trPr>
+          <w:trHeight w:val="397"/>
+        </w:trPr>
+        <w:tc>
+          <w:tcPr>
+            <w:tcW w:w="1413" w:type="dxa"/>
+            <w:vAlign w:val="center"/>
+          </w:tcPr>
+          <w:p>
+            <w:pPr>
+              <w:rPr>
+                <w:rFonts w:ascii="Consolas" w:hAnsi="Consolas"/>
+                <w:sz w:val="20"/>
+                <w:szCs w:val="20"/>
+              </w:rPr>
+            </w:pPr>
+            <w:proofErr w:type="spellStart"/>
+            <w:r>
+              <w:rPr>
+                <w:rFonts w:ascii="Consolas" w:hAnsi="Consolas"/>
+                <w:sz w:val="20"/>
+                <w:szCs w:val="20"/>
+              </w:rPr>
+              <w:t>tidyverse</w:t>
+            </w:r>
+            <w:proofErr w:type="spellEnd"/>
+          </w:p>
+        </w:tc>
+        <w:tc>
+          <w:tcPr>
+            <w:tcW w:w="3969" w:type="dxa"/>
+            <w:vAlign w:val="center"/>
+          </w:tcPr>
+          <w:p>
+            <w:pPr>
+              <w:rPr>
+                <w:rFonts w:ascii="Consolas" w:hAnsi="Consolas"/>
+                <w:sz w:val="20"/>
+                <w:szCs w:val="20"/>
+              </w:rPr>
+            </w:pPr>
+            <w:proofErr w:type="gramStart"/>
+            <w:r>
+              <w:rPr>
+                <w:rFonts w:ascii="Consolas" w:hAnsi="Consolas"/>
+                <w:sz w:val="20"/>
+                <w:szCs w:val="20"/>
+              </w:rPr>
+              <w:t>regex</w:t>
+            </w:r>
+            <w:r>
+              <w:rPr>
+                <w:rFonts w:ascii="Consolas" w:hAnsi="Consolas"/>
+                <w:sz w:val="20"/>
+                <w:szCs w:val="20"/>
+              </w:rPr>
+              <w:t>(</w:t>
+            </w:r>
+            <w:proofErr w:type="gramEnd"/>
+            <w:r>
+              <w:rPr>
+                <w:rFonts w:ascii="Consolas" w:hAnsi="Consolas"/>
+                <w:sz w:val="20"/>
+                <w:szCs w:val="20"/>
+              </w:rPr>
+              <w:t>)</w:t>
+            </w:r>
+          </w:p>
+        </w:tc>
+        <w:tc>
+          <w:tcPr>
+            <w:tcW w:w="3634" w:type="dxa"/>
+            <w:vAlign w:val="center"/>
+          </w:tcPr>
+          <w:p>
+            <w:pPr>
+              <w:rPr>
+                <w:sz w:val="20"/>
+                <w:szCs w:val="20"/>
+              </w:rPr>
+            </w:pPr>
+            <w:r>
+              <w:rPr>
+                <w:sz w:val="20"/>
+                <w:szCs w:val="20"/>
+              </w:rPr>
+              <w:t>Regular expressions</w:t>
             </w:r>
           </w:p>
         </w:tc>
